--- a/az/discovery-articles/4.12 Sabun və gigiyena.docx
+++ b/az/discovery-articles/4.12 Sabun və gigiyena.docx
@@ -4,580 +4,386 @@
   <w:body>
     <w:p>
       <w:pPr>
-        <w:keepNext/>
-        <w:spacing w:before="280" w:after="120"/>
+        <w:pStyle w:val="Title"/>
+        <w:widowControl/>
       </w:pPr>
       <w:r>
-        <w:rPr>
-          <w:rFonts w:ascii="Calibri" w:hAnsi="Calibri" w:eastAsia="Calibri"/>
-          <w:b/>
-          <w:i w:val="0"/>
-          <w:color w:val="004E8C"/>
-          <w:sz w:val="44"/>
-        </w:rPr>
         <w:t>4.12 Sabun və gigiyena</w:t>
       </w:r>
     </w:p>
     <w:p>
       <w:pPr>
-        <w:spacing w:after="80"/>
+        <w:keepNext/>
+        <w:widowControl/>
       </w:pPr>
       <w:r>
         <w:rPr>
-          <w:rFonts w:ascii="Calibri" w:hAnsi="Calibri" w:eastAsia="Calibri"/>
-          <w:b w:val="0"/>
-          <w:i/>
-          <w:color w:val="505050"/>
-          <w:sz w:val="22"/>
+          <w:sz w:val="20"/>
         </w:rPr>
-        <w:t>4. Tibb, biologiya və ictimai sağlamlıq</w:t>
-      </w:r>
-    </w:p>
-    <w:p>
-      <w:pPr>
-        <w:spacing w:after="200"/>
-      </w:pPr>
-      <w:r>
-        <w:rPr>
-          <w:rFonts w:ascii="Calibri" w:hAnsi="Calibri" w:eastAsia="Calibri"/>
-          <w:b w:val="0"/>
-          <w:i/>
-          <w:sz w:val="22"/>
-        </w:rPr>
-        <w:t>Dövr: qədim dövr (ilk sabunlar və yuyunma); XIX əsrdən etibarən (mikrob nəzəriyyəsi və ictimai gigiyena kampaniyaları) | Əsas simalar: qədim sabun istehsalı mədəniyyətləri; İqnats Zemmelfeys; Florens Naytingeyl; ictimai səhiyyə islahatçıları; sonrakı dövrün sabun sənayeçiləri</w:t>
-      </w:r>
-    </w:p>
-    <w:p>
-      <w:pPr>
-        <w:spacing w:after="160" w:line="276" w:lineRule="auto"/>
-      </w:pPr>
-      <w:r>
-        <w:rPr>
-          <w:rFonts w:ascii="Calibri" w:hAnsi="Calibri" w:eastAsia="Calibri"/>
-          <w:b w:val="0"/>
-          <w:i w:val="0"/>
-          <w:sz w:val="22"/>
-        </w:rPr>
-        <w:t>Sabun dəridəki və səthlərdəki yağı mikroblarla birlikdə yuyub aparmağa kömək edir; gigiyena isə bu təmizliyi vərdişə, qaydaya və infrastruktura çevirir. Antibiotiklər yaranmazdan xeyli əvvəl bu iki vasitə infeksiyanın yayılma yollarını kəsirdi.</w:t>
+        <w:t>4 Tibb biologiya və ictimai səhiyyə</w:t>
       </w:r>
     </w:p>
     <w:p>
       <w:pPr>
         <w:keepNext/>
-        <w:spacing w:before="240" w:after="120"/>
+        <w:widowControl/>
       </w:pPr>
       <w:r>
         <w:rPr>
-          <w:rFonts w:ascii="Calibri" w:hAnsi="Calibri" w:eastAsia="Calibri"/>
-          <w:b/>
-          <w:i w:val="0"/>
-          <w:color w:val="004E8C"/>
-          <w:sz w:val="28"/>
+          <w:sz w:val="20"/>
         </w:rPr>
-        <w:t>Əsas faktlar</w:t>
+        <w:t>Dövr: qədim dövr (erkən sabunlar və yuyunma); XIX əsrdən etibarən (mikrob nəzəriyyəsi və ictimai gigiyena kampaniyaları) | Əsas iştirakçılar: qədim sabun hazırlayan mədəniyyətlər; İqnats Zemmelveys; Florens Naytingeyl; ictimai səhiyyə islahatçıları; sonrakı sabun sənayeçiləri</w:t>
+      </w:r>
+    </w:p>
+    <w:p>
+      <w:pPr>
+        <w:widowControl/>
+      </w:pPr>
+      <w:r>
+        <w:t>Sabun dəridən və səthlərdən yağlı kiri və mikrobları uzaqlaşdırır; gigiyena isə yuyunmanı vərdişə, qaydaya və infrastruktura çevirir. Onlar birlikdə antibiotiklərdən çox əvvəl yoluxma yollarını azaltdılar.</w:t>
+      </w:r>
+    </w:p>
+    <w:p>
+      <w:pPr>
+        <w:pStyle w:val="Heading1"/>
+        <w:widowControl/>
+      </w:pPr>
+      <w:r>
+        <w:t>Əsas məlumatlar</w:t>
       </w:r>
     </w:p>
     <w:p>
       <w:pPr>
         <w:pStyle w:val="ListBullet"/>
+        <w:widowControl/>
       </w:pPr>
       <w:r>
-        <w:rPr>
-          <w:rFonts w:ascii="Calibri" w:hAnsi="Calibri" w:eastAsia="Calibri"/>
-          <w:b w:val="0"/>
-          <w:i w:val="0"/>
-          <w:sz w:val="22"/>
-        </w:rPr>
-        <w:t>Sabuna bənzər ilk maddələrin izlərinə qədim Yaxın Şərq və Aralıq dənizi mədəniyyətlərində rast gəlinir</w:t>
+        <w:t>Sabuna bənzər ilkin maddələrə qədim Yaxın Şərq və Aralıq dənizi mədəniyyətlərində rast gəlinir.</w:t>
       </w:r>
     </w:p>
     <w:p>
       <w:pPr>
         <w:pStyle w:val="ListBullet"/>
+        <w:widowControl/>
       </w:pPr>
       <w:r>
-        <w:rPr>
-          <w:rFonts w:ascii="Calibri" w:hAnsi="Calibri" w:eastAsia="Calibri"/>
-          <w:b w:val="0"/>
-          <w:i w:val="0"/>
-          <w:sz w:val="22"/>
-        </w:rPr>
-        <w:t>Zemmelfeys XIX əsrin ortalarında Vyanada əl yumağın zahılıq qızdırmasından ölüm hallarını azaltdığını göstərib</w:t>
+        <w:t>Zemmelveys XIX əsrin ortalarında Vyanada əl yumağı doğuşdan sonrakı qızdırmanın azalması ilə əlaqələndirdi.</w:t>
       </w:r>
     </w:p>
     <w:p>
       <w:pPr>
         <w:pStyle w:val="ListBullet"/>
+        <w:widowControl/>
       </w:pPr>
       <w:r>
-        <w:rPr>
-          <w:rFonts w:ascii="Calibri" w:hAnsi="Calibri" w:eastAsia="Calibri"/>
-          <w:b w:val="0"/>
-          <w:i w:val="0"/>
-          <w:sz w:val="22"/>
-        </w:rPr>
-        <w:t>Mikrob nəzəriyyəsi əvvəllər yalnız adət sayılan yuyunmanın elmi əsasını izah edib</w:t>
+        <w:t>Mikrob nəzəriyyəsi yuyunma adətinə əvvəllər olmayan elmi izah verdi.</w:t>
       </w:r>
     </w:p>
     <w:p>
       <w:pPr>
         <w:pStyle w:val="ListBullet"/>
+        <w:widowControl/>
       </w:pPr>
       <w:r>
-        <w:rPr>
-          <w:rFonts w:ascii="Calibri" w:hAnsi="Calibri" w:eastAsia="Calibri"/>
-          <w:b w:val="0"/>
-          <w:i w:val="0"/>
-          <w:sz w:val="22"/>
-        </w:rPr>
-        <w:t>Sabun, təmiz su və sanitariya kampaniyaları bir çox yoluxucu xəstəliyin azalmasına kömək edib</w:t>
+        <w:t>Sabun, təmiz su və sanitariya kampaniyaları bir çox yoluxucu xəstəliyi azaltdı.</w:t>
       </w:r>
     </w:p>
     <w:p>
       <w:pPr>
         <w:pStyle w:val="ListBullet"/>
+        <w:widowControl/>
       </w:pPr>
       <w:r>
-        <w:rPr>
-          <w:rFonts w:ascii="Calibri" w:hAnsi="Calibri" w:eastAsia="Calibri"/>
-          <w:b w:val="0"/>
-          <w:i w:val="0"/>
-          <w:sz w:val="22"/>
-        </w:rPr>
-        <w:t>Müasir ictimai səhiyyədə də əl gigiyenası həyat qurtaran ən ucuz tədbirlərdən biri sayılır</w:t>
+        <w:t>Müasir ictimai səhiyyə əl gigiyenasını hələ də həyat xilas edən ən ucuz tədbirlərdən sayır.</w:t>
       </w:r>
     </w:p>
     <w:p>
       <w:pPr>
-        <w:keepNext/>
-        <w:spacing w:before="240" w:after="120"/>
+        <w:pStyle w:val="Heading1"/>
+        <w:widowControl/>
       </w:pPr>
       <w:r>
-        <w:rPr>
-          <w:rFonts w:ascii="Calibri" w:hAnsi="Calibri" w:eastAsia="Calibri"/>
-          <w:b/>
-          <w:i w:val="0"/>
-          <w:color w:val="004E8C"/>
-          <w:sz w:val="28"/>
-        </w:rPr>
         <w:t>Bu nədir</w:t>
       </w:r>
     </w:p>
     <w:p>
       <w:pPr>
-        <w:spacing w:after="160" w:line="276" w:lineRule="auto"/>
+        <w:widowControl/>
       </w:pPr>
       <w:r>
-        <w:rPr>
-          <w:rFonts w:ascii="Calibri" w:hAnsi="Calibri" w:eastAsia="Calibri"/>
-          <w:b w:val="0"/>
-          <w:i w:val="0"/>
-          <w:sz w:val="22"/>
-        </w:rPr>
-        <w:t>Sabun ənənəvi olaraq yağ və qələvidən hazırlanan səthi aktiv maddədir. O, yağlı kiri əhatə edir, suyun həmin kiri və onunla birlikdə bir çox mikrobu yuyub aparmasına imkan verir. Gigiyena daha geniş anlayışdır: əllərin yuyulması, çimmək, paltarların yuyulması, yaraların təmizlənməsi, çirkin qida və suya qarışmasının qarşısını alan qaydalar bu anlayışa daxildir. Bunların hamısı hər patogenin adını bilmədən yoluxma zəncirini qırır. Sadə dillə desək, sabun suyun yağa qarşı daha təsirli işləməsini təmin edir — sanki yağı kanalizasiyaya qədər müşayiət edir — gigiyena isə yuyunmanı hamının gözlədiyi vərdişə çevirir.</w:t>
+        <w:t>Sabun ənənəvi olaraq yağ və qələvidən hazırlanan səthi-aktiv maddədir. O, yağlı kiri əhatə edir və suyun onu bir çox mikrobla birlikdə yuyub aparmasına kömək edir. Gigiyena daha geniş anlayışdır: əl yumaq, çimmək, paltar yumaq, yaranı təmizləmək, çirki qida və sudan uzaq saxlayan qaydalara əməl etmək. Bunlar hər törədicinin adını bilmədən yoluxmanı kəsir. Sadə dillə, sabun suyun yağı uzaqlaşdırmasını asanlaşdırır, gigiyena isə yuyunmanı gözlənilən gündəlik davranışa çevirir.</w:t>
       </w:r>
     </w:p>
     <w:p>
       <w:pPr>
-        <w:keepNext/>
-        <w:spacing w:before="240" w:after="120"/>
+        <w:pStyle w:val="Heading1"/>
+        <w:widowControl/>
       </w:pPr>
       <w:r>
-        <w:rPr>
-          <w:rFonts w:ascii="Calibri" w:hAnsi="Calibri" w:eastAsia="Calibri"/>
-          <w:b/>
-          <w:i w:val="0"/>
-          <w:color w:val="004E8C"/>
-          <w:sz w:val="28"/>
-        </w:rPr>
-        <w:t>Onu kim kəşf və ya ixtira edib</w:t>
+        <w:t>Kim kəşf edib və ya yaradıb</w:t>
       </w:r>
     </w:p>
     <w:p>
       <w:pPr>
-        <w:spacing w:after="160" w:line="276" w:lineRule="auto"/>
+        <w:widowControl/>
       </w:pPr>
       <w:r>
-        <w:rPr>
-          <w:rFonts w:ascii="Calibri" w:hAnsi="Calibri" w:eastAsia="Calibri"/>
-          <w:b w:val="0"/>
-          <w:i w:val="0"/>
-          <w:sz w:val="22"/>
-        </w:rPr>
-        <w:t>Sabun istehsalı bir neçə qədim mədəniyyətdə ayrı-ayrılıqda meydana gəlib; təmizliyin tək bir ixtiraçısı yoxdur. Mikrobların rolu qəbul edilməmişdən əvvəl Zemmelfeys doğum şöbələrində əl yumağın təsirini rəqəmlərlə göstərdi. Naytingeyl və sanitariya mühəndisləri xəstəxanaların və şəhərlərin təmizliyini yaxşılaşdırmağa çalışdılar. Kimyaçılar yumşaq və ətirli sabunların sənaye istehsalını qurdu, reklam isə yeni gigiyena normalarını yaydı. Cəmiyyətin nüfuzlu təbəqələri bu qaydaları ələ salanda belə yuyunmanı davam etdirən anaların, mamaların və işçilərin də bu tarixdə payı var. Məşhur islahatçıların işi əsrlər boyu toplanmış məişət təcrübəsinə söykənirdi.</w:t>
+        <w:t>Sabun hazırlamaq müxtəlif qədim mədəniyyətlərdə yaranıb; təmizliyin tək bir ixtiraçısı yoxdur. Mikrobların rolu qəbul olunmamışdan əvvəl Zemmelveys doğum şöbələrində əl yumağın təsirini rəqəmlərlə göstərdi. Naytingeyl və sanitariya mühəndisləri xəstəxana və şəhər təmizliyini irəli apardılar. Kimyaçılar dərini az qıcıqlandıran, ətirli sabunların sənaye istehsalını qurdular; reklamçılar yeni vərdişləri yaydılar. Elitaların istehza etdiyi vaxtlarda yuyunmanı tələb edən anaların, mamaların və işçilərin də payı var. Məşhur islahatçılar daha qədim məişət təcrübəsinə söykənirdilər.</w:t>
       </w:r>
     </w:p>
     <w:p>
       <w:pPr>
-        <w:keepNext/>
-        <w:spacing w:before="240" w:after="120"/>
+        <w:pStyle w:val="Heading1"/>
+        <w:widowControl/>
       </w:pPr>
       <w:r>
-        <w:rPr>
-          <w:rFonts w:ascii="Calibri" w:hAnsi="Calibri" w:eastAsia="Calibri"/>
-          <w:b/>
-          <w:i w:val="0"/>
-          <w:color w:val="004E8C"/>
-          <w:sz w:val="28"/>
-        </w:rPr>
-        <w:t>Nə vaxt və necə meydana gəlib</w:t>
+        <w:t>Nə vaxt və necə yaranıb</w:t>
       </w:r>
     </w:p>
     <w:p>
       <w:pPr>
-        <w:spacing w:after="160" w:line="276" w:lineRule="auto"/>
+        <w:widowControl/>
       </w:pPr>
       <w:r>
-        <w:rPr>
-          <w:rFonts w:ascii="Calibri" w:hAnsi="Calibri" w:eastAsia="Calibri"/>
-          <w:b w:val="0"/>
-          <w:i w:val="0"/>
-          <w:sz w:val="22"/>
-        </w:rPr>
-        <w:t>Qədim reseptlər və hamamlar insanların çox erkən dövrlərdən təmizliyə əhəmiyyət verdiyini göstərir. Orta əsrlər və erkən yeni dövr Avropasında sabun bəzən dəbdəbə sayılır, yuyunma vərdişləri isə hər yerdə eyni olmurdu. XIX əsrdə xolera xəritələri, mikrob nəzəriyyəsi və şəhər su təchizatı gigiyenanı vətəndaşlıq məsuliyyətinə çevirdi. Məktəblərdəki təlimlər və hərbi yoxlamalar əl yuma vərdişini yaydı. XX əsrdə sabun markaları bu məhsulu bütün dünyada əlçatan etdi. Lakin tətbiq həmişə suya çıxışdan asılı idi — kran olmayan yerdə sabun çağırışı acı bir həqiqəti üzə çıxarır.</w:t>
+        <w:t>Qədim reseptlər və hamamlar yuyunmaya erkən diqqəti göstərir. Orta əsrlər və erkən yeni dövr Avropasında sabun dəbdəbə sayılır, təmizlik vərdişləri isə qeyri-bərabər yayılırdı. XIX əsrin vəba xəritələri, mikrob nəzəriyyəsi və şəhər su təchizatı gigiyenanı ictimai vəzifəyə çevirdi. Məktəb məşqləri və hərbi yoxlamalar əl yumağı yaydı. XX əsrdə sabun markaları bu məhsulu bütün dünyaya çatdırdı. Lakin tətbiq həmişə suya çıxış tələb edirdi: su yoxdursa, sabunun olması problemi həll etmir.</w:t>
       </w:r>
     </w:p>
     <w:p>
       <w:pPr>
-        <w:keepNext/>
-        <w:spacing w:before="240" w:after="120"/>
+        <w:pStyle w:val="Heading1"/>
+        <w:widowControl/>
       </w:pPr>
       <w:r>
-        <w:rPr>
-          <w:rFonts w:ascii="Calibri" w:hAnsi="Calibri" w:eastAsia="Calibri"/>
-          <w:b/>
-          <w:i w:val="0"/>
-          <w:color w:val="004E8C"/>
-          <w:sz w:val="28"/>
-        </w:rPr>
-        <w:t>Elmi baxımdan əhəmiyyəti</w:t>
+        <w:t>Elm üçün əhəmiyyəti</w:t>
       </w:r>
     </w:p>
     <w:p>
       <w:pPr>
-        <w:spacing w:after="160" w:line="276" w:lineRule="auto"/>
+        <w:widowControl/>
       </w:pPr>
       <w:r>
-        <w:rPr>
-          <w:rFonts w:ascii="Calibri" w:hAnsi="Calibri" w:eastAsia="Calibri"/>
-          <w:b w:val="0"/>
-          <w:i w:val="0"/>
-          <w:sz w:val="22"/>
-        </w:rPr>
-        <w:t>Sabun amfifil kimyanın gündəlik nümunəsidir: molekulun bir ucu suya, o biri ucu isə yağa meyil göstərir. Gigiyena isə yoluxma zəncirini qıran tətbiqi epidemiologiyadır. Zemmelfeysin hesablamalarından müasir sınaqlara qədər aparılan nəzarətli müşahidələr əllər düzgün vaxtda yuyulduqda ölüm hallarının azaldığını göstərdi. Mikrobiologiya bunun səbəbini izah etdi, statistika isə nəticəni sübut etdi. Kimya ilə davranış arasında bu əlaqə qurulmasaydı, mikrob nəzəriyyəsi klinikada mücərrəd fikir olaraq qalardı.</w:t>
+        <w:t>Sabun gündəlik məişətdə amfifil kimyanı göstərir: molekulunun bir ucu suya, digəri yağa meyillidir. Gigiyena təmasla yoluxma zəncirini qıran tətbiqi epidemiologiyadır. Zemmelveysin hesablamalarından müasir sınaqlara qədər nəzarətli müşahidələr göstərdi ki, əllər lazımi vaxtlarda təmizlənəndə ölüm azalır. Səbəbi mikrobiologiya izah etdi, nəticəni statistika təsdiqlədi. Kimya ilə davranış arasındakı bu əlaqə olmasaydı, mikrob nəzəriyyəsi klinikada mücərrəd qalardı.</w:t>
       </w:r>
     </w:p>
     <w:p>
       <w:pPr>
-        <w:keepNext/>
-        <w:spacing w:before="240" w:after="120"/>
+        <w:pStyle w:val="Heading1"/>
+        <w:widowControl/>
       </w:pPr>
       <w:r>
-        <w:rPr>
-          <w:rFonts w:ascii="Calibri" w:hAnsi="Calibri" w:eastAsia="Calibri"/>
-          <w:b/>
-          <w:i w:val="0"/>
-          <w:color w:val="004E8C"/>
-          <w:sz w:val="28"/>
-        </w:rPr>
-        <w:t>Sonrakı inkişaflara necə təsir göstərib</w:t>
+        <w:t>Sonrakı inkişafa təsiri</w:t>
       </w:r>
     </w:p>
     <w:p>
       <w:pPr>
-        <w:spacing w:after="160" w:line="276" w:lineRule="auto"/>
+        <w:widowControl/>
       </w:pPr>
       <w:r>
-        <w:rPr>
-          <w:rFonts w:ascii="Calibri" w:hAnsi="Calibri" w:eastAsia="Calibri"/>
-          <w:b w:val="0"/>
-          <w:i w:val="0"/>
-          <w:sz w:val="22"/>
-        </w:rPr>
-        <w:t>Antiseptika, steril üsullar və infeksiyaya nəzarət protokolları gigiyenanın məntiqini daha güclü vasitələrlə davam etdirir. Spirt əsaslı gellərin bəzi növ çirklərə və patogenlərə qarşı yetərli olmadığı hallarda sabun və su hələ də ilk seçimdir. Pandemiya dövründə ictimai sağlamlıq mesajları yenidən əl yumağa qayıdır. Yuyucu maddələr kimyası sənaye və laboratoriyalar üçün ayrıca sahə kimi inkişaf etdi. Müasir tibb sadə sabunu heç vaxt kənara qoymadı; onun təməli üzərində mürəkkəb qaydalar sistemi qurdu.</w:t>
+        <w:t>Antiseptika, steril işləmə üsulları və infeksiyaya nəzarət qaydaları daha güclü vasitələrlə gigiyenanın məntiqini davam etdirir. Spirtli gellərin bəzi çirkləri təmizləmədiyi hallarda sabun və su əsas vasitə olaraq qalır. Pandemiyalarda ictimai səhiyyə mesajları yenə yuyunmağa qayıdır. Yuyucu maddələr kimyası sənaye və laboratoriyalara yayıldı. Sonrakı tibb sadə sabundan imtina etmədi; onun üzərində geniş qaydalar sistemi qurdu.</w:t>
       </w:r>
     </w:p>
     <w:p>
       <w:pPr>
-        <w:keepNext/>
-        <w:spacing w:before="240" w:after="120"/>
+        <w:pStyle w:val="Heading1"/>
+        <w:widowControl/>
       </w:pPr>
       <w:r>
-        <w:rPr>
-          <w:rFonts w:ascii="Calibri" w:hAnsi="Calibri" w:eastAsia="Calibri"/>
-          <w:b/>
-          <w:i w:val="0"/>
-          <w:color w:val="004E8C"/>
-          <w:sz w:val="28"/>
-        </w:rPr>
         <w:t>İnsan həyatını necə dəyişib</w:t>
       </w:r>
     </w:p>
     <w:p>
       <w:pPr>
-        <w:spacing w:after="160" w:line="276" w:lineRule="auto"/>
+        <w:widowControl/>
       </w:pPr>
       <w:r>
-        <w:rPr>
-          <w:rFonts w:ascii="Calibri" w:hAnsi="Calibri" w:eastAsia="Calibri"/>
-          <w:b w:val="0"/>
-          <w:i w:val="0"/>
-          <w:sz w:val="22"/>
-        </w:rPr>
-        <w:t>Təmiz su və yuyunma yayıldıqca zahılıq qızdırması, ishal xəstəlikləri və yaraların irinləməsi azaldı. Qoxuya və təmizliyə münasibət dəyişdi; təmizlik bəzən haqsız şəkildə mənəvi dəyər ölçüsünə çevrildi və insanları damğalamaq üçün istifadə olundu. Zavodlar kasıblar üçün ucuz sabun, varlılar üçün isə ətirli məhsullar istehsal etdi. Gündəlik həyatda yeni vərdiş formalaşdı: yeməkdən əvvəl, çirkli işdən sonra və xəstədən xəstəyə keçərkən əlləri yumaq. Beləcə, infeksiyadan qorunma qismən əlüzyuyanda qazanılan gündəlik vərdişə çevrildi.</w:t>
+        <w:t>Təmiz su və yuyunma yayılan yerlərdə doğuşdan sonrakı qızdırma, ishallı xəstəliklər və yara mənşəli sepsis — infeksiyaya ağır sistemli reaksiya — azaldı. Qoxuya və natəmizliyə münasibət dəyişdi; təmizlik bəzən ədalətsiz şəkildə mənəvi dəyər ölçüsünə çevrildi. Zavodlar yoxsullar üçün sabun, varlılar üçün ətir istehsal edirdi. Gündəlik həyat yeni qayda qazandı: yeməkdən əvvəl, çirkləndikdən sonra və bir xəstədən digərinə keçərkən əlləri yumaq. İnfeksiyadan sağ çıxmaq qismən əlüzyuyanın yanında öyrədilən vərdişdən asılı oldu.</w:t>
       </w:r>
     </w:p>
     <w:p>
       <w:pPr>
-        <w:keepNext/>
-        <w:spacing w:before="240" w:after="120"/>
+        <w:pStyle w:val="Heading1"/>
+        <w:widowControl/>
       </w:pPr>
       <w:r>
-        <w:rPr>
-          <w:rFonts w:ascii="Calibri" w:hAnsi="Calibri" w:eastAsia="Calibri"/>
-          <w:b/>
-          <w:i w:val="0"/>
-          <w:color w:val="004E8C"/>
-          <w:sz w:val="28"/>
-        </w:rPr>
         <w:t>Mənbələr və istinadlar</w:t>
       </w:r>
     </w:p>
     <w:p>
       <w:pPr>
-        <w:keepNext/>
-        <w:spacing w:before="240" w:after="120"/>
+        <w:pStyle w:val="Heading2"/>
+        <w:widowControl/>
       </w:pPr>
       <w:r>
         <w:rPr>
-          <w:rFonts w:ascii="Calibri" w:hAnsi="Calibri" w:eastAsia="Calibri"/>
-          <w:b/>
-          <w:i w:val="0"/>
-          <w:color w:val="004E8C"/>
-          <w:sz w:val="24"/>
+          <w:sz w:val="20"/>
         </w:rPr>
-        <w:t>A. Kitablar və əsas elmi əsərlər</w:t>
+        <w:t>A Kitablar və əsas elmi əsərlər</w:t>
       </w:r>
     </w:p>
     <w:p>
       <w:pPr>
-        <w:spacing w:after="80"/>
-        <w:ind w:left="360"/>
+        <w:widowControl/>
       </w:pPr>
       <w:r>
         <w:rPr>
-          <w:rFonts w:ascii="Calibri" w:hAnsi="Calibri" w:eastAsia="Calibri"/>
-          <w:b w:val="0"/>
-          <w:i w:val="0"/>
-          <w:sz w:val="22"/>
+          <w:sz w:val="20"/>
         </w:rPr>
         <w:t>1. Tomes, Nancy. The Gospel of Germs: Men, Women, and the Microbe in American Life. Cambridge, MA: Harvard University Press, 1998.</w:t>
       </w:r>
     </w:p>
     <w:p>
       <w:pPr>
-        <w:keepNext/>
-        <w:spacing w:before="240" w:after="120"/>
+        <w:pStyle w:val="Heading2"/>
+        <w:widowControl/>
       </w:pPr>
       <w:r>
         <w:rPr>
-          <w:rFonts w:ascii="Calibri" w:hAnsi="Calibri" w:eastAsia="Calibri"/>
-          <w:b/>
-          <w:i w:val="0"/>
-          <w:color w:val="004E8C"/>
-          <w:sz w:val="24"/>
+          <w:sz w:val="20"/>
         </w:rPr>
-        <w:t>C. Təşkilatların materialları və ensiklopedik mənbələr</w:t>
+        <w:t>C Qurumların materialları və ensiklopedik mənbələr</w:t>
       </w:r>
     </w:p>
     <w:p>
       <w:pPr>
-        <w:spacing w:after="80"/>
-        <w:ind w:left="360"/>
+        <w:widowControl/>
       </w:pPr>
       <w:r>
         <w:rPr>
-          <w:rFonts w:ascii="Calibri" w:hAnsi="Calibri" w:eastAsia="Calibri"/>
-          <w:b w:val="0"/>
-          <w:i w:val="0"/>
-          <w:sz w:val="22"/>
+          <w:sz w:val="20"/>
         </w:rPr>
-        <w:t>1. Encyclopaedia Britannica. “Soap” (“Sabun”).</w:t>
-      </w:r>
-      <w:r>
-        <w:rPr>
-          <w:rFonts w:ascii="Calibri" w:hAnsi="Calibri" w:eastAsia="Calibri"/>
-          <w:b w:val="0"/>
-          <w:i w:val="0"/>
-          <w:sz w:val="22"/>
-        </w:rPr>
-        <w:t xml:space="preserve"> </w:t>
+        <w:t xml:space="preserve">1. Encyclopaedia Britannica. 'Soap.' </w:t>
       </w:r>
       <w:hyperlink r:id="rId9">
         <w:r>
           <w:rPr>
-            <w:rFonts w:ascii="Calibri" w:hAnsi="Calibri" w:eastAsia="Calibri"/>
-            <w:b w:val="0"/>
-            <w:i w:val="0"/>
-            <w:sz w:val="22"/>
-            <w:color w:val="0563C1"/>
-            <w:u w:val="single"/>
+            <w:sz w:val="20"/>
           </w:rPr>
           <w:t>https://www.britannica.com/science/soap</w:t>
         </w:r>
       </w:hyperlink>
+      <w:r>
+        <w:rPr>
+          <w:sz w:val="20"/>
+        </w:rPr>
+      </w:r>
     </w:p>
     <w:p>
       <w:pPr>
-        <w:spacing w:after="80"/>
-        <w:ind w:left="360"/>
+        <w:widowControl/>
       </w:pPr>
       <w:r>
         <w:rPr>
-          <w:rFonts w:ascii="Calibri" w:hAnsi="Calibri" w:eastAsia="Calibri"/>
-          <w:b w:val="0"/>
-          <w:i w:val="0"/>
-          <w:sz w:val="22"/>
+          <w:sz w:val="20"/>
         </w:rPr>
-        <w:t>2. Encyclopaedia Britannica. “Ignaz Semmelweis” (“İqnats Zemmelfeys”).</w:t>
-      </w:r>
-      <w:r>
-        <w:rPr>
-          <w:rFonts w:ascii="Calibri" w:hAnsi="Calibri" w:eastAsia="Calibri"/>
-          <w:b w:val="0"/>
-          <w:i w:val="0"/>
-          <w:sz w:val="22"/>
-        </w:rPr>
-        <w:t xml:space="preserve"> </w:t>
+        <w:t xml:space="preserve">2. Encyclopaedia Britannica. 'Ignaz Semmelweis.' </w:t>
       </w:r>
       <w:hyperlink r:id="rId10">
         <w:r>
           <w:rPr>
-            <w:rFonts w:ascii="Calibri" w:hAnsi="Calibri" w:eastAsia="Calibri"/>
-            <w:b w:val="0"/>
-            <w:i w:val="0"/>
-            <w:sz w:val="22"/>
-            <w:color w:val="0563C1"/>
-            <w:u w:val="single"/>
+            <w:sz w:val="20"/>
           </w:rPr>
           <w:t>https://www.britannica.com/biography/Ignaz-Semmelweis</w:t>
         </w:r>
       </w:hyperlink>
-    </w:p>
-    <w:p>
-      <w:pPr>
-        <w:keepNext/>
-        <w:spacing w:before="240" w:after="120"/>
-      </w:pPr>
       <w:r>
         <w:rPr>
-          <w:rFonts w:ascii="Calibri" w:hAnsi="Calibri" w:eastAsia="Calibri"/>
-          <w:b/>
-          <w:i w:val="0"/>
-          <w:color w:val="004E8C"/>
-          <w:sz w:val="24"/>
+          <w:sz w:val="20"/>
         </w:rPr>
-        <w:t>G. Kosmik agentliklərin, laboratoriyaların və elmi təşkilatların materialları</w:t>
       </w:r>
     </w:p>
     <w:p>
       <w:pPr>
-        <w:spacing w:after="80"/>
-        <w:ind w:left="360"/>
+        <w:pStyle w:val="Heading2"/>
+        <w:widowControl/>
       </w:pPr>
       <w:r>
         <w:rPr>
-          <w:rFonts w:ascii="Calibri" w:hAnsi="Calibri" w:eastAsia="Calibri"/>
-          <w:b w:val="0"/>
-          <w:i w:val="0"/>
-          <w:sz w:val="22"/>
+          <w:sz w:val="20"/>
         </w:rPr>
-        <w:t>1. ABŞ Xəstəliklərə Nəzarət və Profilaktika Mərkəzləri (CDC). Əl yuma və gigiyena üzrə tövsiyələr.</w:t>
+        <w:t>G Kosmik agentliklər laboratoriyalar və elmi təşkilatlar</w:t>
       </w:r>
+    </w:p>
+    <w:p>
+      <w:pPr>
+        <w:widowControl/>
+      </w:pPr>
       <w:r>
         <w:rPr>
-          <w:rFonts w:ascii="Calibri" w:hAnsi="Calibri" w:eastAsia="Calibri"/>
-          <w:b w:val="0"/>
-          <w:i w:val="0"/>
-          <w:sz w:val="22"/>
+          <w:sz w:val="20"/>
         </w:rPr>
-        <w:t xml:space="preserve"> </w:t>
+        <w:t xml:space="preserve">1. U.S. CDC. Handwashing and hygiene guidance. </w:t>
       </w:r>
       <w:hyperlink r:id="rId11">
         <w:r>
           <w:rPr>
-            <w:rFonts w:ascii="Calibri" w:hAnsi="Calibri" w:eastAsia="Calibri"/>
-            <w:b w:val="0"/>
-            <w:i w:val="0"/>
-            <w:sz w:val="22"/>
-            <w:color w:val="0563C1"/>
-            <w:u w:val="single"/>
+            <w:sz w:val="20"/>
           </w:rPr>
           <w:t>https://www.cdc.gov/clean-hands/about/index.html</w:t>
         </w:r>
       </w:hyperlink>
-    </w:p>
-    <w:p>
-      <w:pPr>
-        <w:keepNext/>
-        <w:spacing w:before="240" w:after="120"/>
-      </w:pPr>
       <w:r>
         <w:rPr>
-          <w:rFonts w:ascii="Calibri" w:hAnsi="Calibri" w:eastAsia="Calibri"/>
-          <w:b/>
-          <w:i w:val="0"/>
-          <w:color w:val="004E8C"/>
-          <w:sz w:val="24"/>
+          <w:sz w:val="20"/>
         </w:rPr>
-        <w:t>D. Muzey, arxiv və kitabxana materialları</w:t>
       </w:r>
     </w:p>
     <w:p>
       <w:pPr>
-        <w:spacing w:after="80"/>
-        <w:ind w:left="360"/>
+        <w:pStyle w:val="Heading2"/>
+        <w:widowControl/>
       </w:pPr>
       <w:r>
         <w:rPr>
-          <w:rFonts w:ascii="Calibri" w:hAnsi="Calibri" w:eastAsia="Calibri"/>
-          <w:b w:val="0"/>
-          <w:i w:val="0"/>
-          <w:sz w:val="22"/>
+          <w:sz w:val="20"/>
         </w:rPr>
-        <w:t>1. Science Museum (London). İctimai sağlamlıq, sabun və gigiyenaya aid eksponatlar.</w:t>
+        <w:t>D Muzey arxiv və kitabxana materialları</w:t>
       </w:r>
+    </w:p>
+    <w:p>
+      <w:pPr>
+        <w:widowControl/>
+      </w:pPr>
       <w:r>
         <w:rPr>
-          <w:rFonts w:ascii="Calibri" w:hAnsi="Calibri" w:eastAsia="Calibri"/>
-          <w:b w:val="0"/>
-          <w:i w:val="0"/>
-          <w:sz w:val="22"/>
+          <w:sz w:val="20"/>
         </w:rPr>
-        <w:t xml:space="preserve"> </w:t>
+        <w:t xml:space="preserve">1. Science Museum (London). Public health, soap, and hygiene objects. </w:t>
       </w:r>
       <w:hyperlink r:id="rId12">
         <w:r>
           <w:rPr>
-            <w:rFonts w:ascii="Calibri" w:hAnsi="Calibri" w:eastAsia="Calibri"/>
-            <w:b w:val="0"/>
-            <w:i w:val="0"/>
-            <w:sz w:val="22"/>
-            <w:color w:val="0563C1"/>
-            <w:u w:val="single"/>
+            <w:sz w:val="20"/>
           </w:rPr>
           <w:t>https://www.sciencemuseum.org.uk/objects-and-stories</w:t>
         </w:r>
       </w:hyperlink>
+      <w:r>
+        <w:rPr>
+          <w:sz w:val="20"/>
+        </w:rPr>
+      </w:r>
     </w:p>
     <w:sectPr>
-      <w:pgSz w:w="12240" w:h="15840"/>
-      <w:pgMar w:top="1296" w:right="1440" w:bottom="1296" w:left="1440" w:header="720" w:footer="720" w:gutter="0"/>
+      <w:footerReference w:type="default" r:id="rId13"/>
+      <w:pgSz w:w="11906" w:h="16838"/>
+      <w:pgMar w:top="1020" w:right="1134" w:bottom="1020" w:left="1134" w:header="720" w:footer="720" w:gutter="0"/>
       <w:cols w:space="720"/>
       <w:docGrid w:linePitch="360"/>
     </w:sectPr>
   </w:body>
 </w:document>
+</file>
+
+<file path=word/footer1.xml><?xml version="1.0" encoding="utf-8"?>
+<w:ftr xmlns:m="http://schemas.openxmlformats.org/officeDocument/2006/math" xmlns:mc="http://schemas.openxmlformats.org/markup-compatibility/2006" xmlns:mo="http://schemas.microsoft.com/office/mac/office/2008/main" xmlns:mv="urn:schemas-microsoft-com:mac:vml" xmlns:o="urn:schemas-microsoft-com:office:office" xmlns:r="http://schemas.openxmlformats.org/officeDocument/2006/relationships" xmlns:v="urn:schemas-microsoft-com:vml" xmlns:w10="urn:schemas-microsoft-com:office:word" xmlns:w14="http://schemas.microsoft.com/office/word/2010/wordml" xmlns:w="http://schemas.openxmlformats.org/wordprocessingml/2006/main" xmlns:wne="http://schemas.microsoft.com/office/word/2006/wordml" xmlns:wp14="http://schemas.microsoft.com/office/word/2010/wordprocessingDrawing" xmlns:wp="http://schemas.openxmlformats.org/drawingml/2006/wordprocessingDrawing" xmlns:wpc="http://schemas.microsoft.com/office/word/2010/wordprocessingCanvas" xmlns:wpg="http://schemas.microsoft.com/office/word/2010/wordprocessingGroup" xmlns:wpi="http://schemas.microsoft.com/office/word/2010/wordprocessingInk" xmlns:wps="http://schemas.microsoft.com/office/word/2010/wordprocessingShape" mc:Ignorable="w14 wp14">
+  <w:p>
+    <w:pPr>
+      <w:pStyle w:val="Footer"/>
+      <w:jc w:val="right"/>
+    </w:pPr>
+    <w:fldSimple w:instr="PAGE"/>
+  </w:p>
+</w:ftr>
 </file>
 
 <file path=word/numbering.xml><?xml version="1.0" encoding="utf-8"?>
@@ -788,7 +594,7 @@
   <w:docDefaults>
     <w:rPrDefault>
       <w:rPr>
-        <w:rFonts w:asciiTheme="minorHAnsi" w:eastAsiaTheme="minorEastAsia" w:hAnsiTheme="minorHAnsi" w:cstheme="minorBidi"/>
+        <w:rFonts/>
         <w:sz w:val="22"/>
         <w:szCs w:val="22"/>
         <w:lang w:val="en-US" w:eastAsia="en-US" w:bidi="ar-SA"/>
@@ -943,6 +749,15 @@
     <w:name w:val="Normal"/>
     <w:qFormat/>
     <w:rsid w:val="00FC693F"/>
+    <w:pPr>
+      <w:spacing w:after="120" w:line="259" w:lineRule="auto"/>
+    </w:pPr>
+    <w:rPr>
+      <w:rFonts w:ascii="Times New Roman" w:hAnsi="Times New Roman"/>
+      <w:color w:val="000000"/>
+      <w:sz w:val="24"/>
+      <w:lang w:val="az-Latn-AZ"/>
+    </w:rPr>
   </w:style>
   <w:style w:type="paragraph" w:styleId="Header">
     <w:name w:val="header"/>
@@ -999,16 +814,17 @@
     <w:pPr>
       <w:keepNext/>
       <w:keepLines/>
-      <w:spacing w:before="480" w:after="0"/>
+      <w:spacing w:before="480" w:after="120" w:line="259" w:lineRule="auto"/>
       <w:outlineLvl w:val="0"/>
     </w:pPr>
     <w:rPr>
-      <w:rFonts w:asciiTheme="majorHAnsi" w:eastAsiaTheme="majorEastAsia" w:hAnsiTheme="majorHAnsi" w:cstheme="majorBidi"/>
+      <w:rFonts w:ascii="Times New Roman" w:hAnsi="Times New Roman"/>
       <w:b/>
       <w:bCs/>
-      <w:color w:val="365F91" w:themeColor="accent1" w:themeShade="BF"/>
-      <w:sz w:val="28"/>
+      <w:color w:val="000000"/>
+      <w:sz w:val="26"/>
       <w:szCs w:val="28"/>
+      <w:lang w:val="az-Latn-AZ"/>
     </w:rPr>
   </w:style>
   <w:style w:type="paragraph" w:styleId="Heading2">
@@ -1023,16 +839,17 @@
     <w:pPr>
       <w:keepNext/>
       <w:keepLines/>
-      <w:spacing w:before="200" w:after="0"/>
+      <w:spacing w:before="200" w:after="120" w:line="259" w:lineRule="auto"/>
       <w:outlineLvl w:val="1"/>
     </w:pPr>
     <w:rPr>
-      <w:rFonts w:asciiTheme="majorHAnsi" w:eastAsiaTheme="majorEastAsia" w:hAnsiTheme="majorHAnsi" w:cstheme="majorBidi"/>
+      <w:rFonts w:ascii="Times New Roman" w:hAnsi="Times New Roman"/>
       <w:b/>
       <w:bCs/>
-      <w:color w:val="4F81BD" w:themeColor="accent1"/>
+      <w:color w:val="000000"/>
       <w:sz w:val="26"/>
       <w:szCs w:val="26"/>
+      <w:lang w:val="az-Latn-AZ"/>
     </w:rPr>
   </w:style>
   <w:style w:type="paragraph" w:styleId="Heading3">
@@ -1051,7 +868,7 @@
       <w:outlineLvl w:val="2"/>
     </w:pPr>
     <w:rPr>
-      <w:rFonts w:asciiTheme="majorHAnsi" w:eastAsiaTheme="majorEastAsia" w:hAnsiTheme="majorHAnsi" w:cstheme="majorBidi"/>
+      <w:rFonts/>
       <w:b/>
       <w:bCs/>
       <w:color w:val="4F81BD" w:themeColor="accent1"/>
@@ -1074,7 +891,7 @@
       <w:outlineLvl w:val="3"/>
     </w:pPr>
     <w:rPr>
-      <w:rFonts w:asciiTheme="majorHAnsi" w:eastAsiaTheme="majorEastAsia" w:hAnsiTheme="majorHAnsi" w:cstheme="majorBidi"/>
+      <w:rFonts/>
       <w:b/>
       <w:bCs/>
       <w:i/>
@@ -1099,7 +916,7 @@
       <w:outlineLvl w:val="4"/>
     </w:pPr>
     <w:rPr>
-      <w:rFonts w:asciiTheme="majorHAnsi" w:eastAsiaTheme="majorEastAsia" w:hAnsiTheme="majorHAnsi" w:cstheme="majorBidi"/>
+      <w:rFonts/>
       <w:color w:val="243F60" w:themeColor="accent1" w:themeShade="7F"/>
     </w:rPr>
   </w:style>
@@ -1120,7 +937,7 @@
       <w:outlineLvl w:val="5"/>
     </w:pPr>
     <w:rPr>
-      <w:rFonts w:asciiTheme="majorHAnsi" w:eastAsiaTheme="majorEastAsia" w:hAnsiTheme="majorHAnsi" w:cstheme="majorBidi"/>
+      <w:rFonts/>
       <w:i/>
       <w:iCs/>
       <w:color w:val="243F60" w:themeColor="accent1" w:themeShade="7F"/>
@@ -1143,7 +960,7 @@
       <w:outlineLvl w:val="6"/>
     </w:pPr>
     <w:rPr>
-      <w:rFonts w:asciiTheme="majorHAnsi" w:eastAsiaTheme="majorEastAsia" w:hAnsiTheme="majorHAnsi" w:cstheme="majorBidi"/>
+      <w:rFonts/>
       <w:i/>
       <w:iCs/>
       <w:color w:val="404040" w:themeColor="text1" w:themeTint="BF"/>
@@ -1166,7 +983,7 @@
       <w:outlineLvl w:val="7"/>
     </w:pPr>
     <w:rPr>
-      <w:rFonts w:asciiTheme="majorHAnsi" w:eastAsiaTheme="majorEastAsia" w:hAnsiTheme="majorHAnsi" w:cstheme="majorBidi"/>
+      <w:rFonts/>
       <w:color w:val="4F81BD" w:themeColor="accent1"/>
       <w:sz w:val="20"/>
       <w:szCs w:val="20"/>
@@ -1189,7 +1006,7 @@
       <w:outlineLvl w:val="8"/>
     </w:pPr>
     <w:rPr>
-      <w:rFonts w:asciiTheme="majorHAnsi" w:eastAsiaTheme="majorEastAsia" w:hAnsiTheme="majorHAnsi" w:cstheme="majorBidi"/>
+      <w:rFonts/>
       <w:i/>
       <w:iCs/>
       <w:color w:val="404040" w:themeColor="text1" w:themeTint="BF"/>
@@ -1240,7 +1057,7 @@
     <w:uiPriority w:val="9"/>
     <w:rsid w:val="00FC693F"/>
     <w:rPr>
-      <w:rFonts w:asciiTheme="majorHAnsi" w:eastAsiaTheme="majorEastAsia" w:hAnsiTheme="majorHAnsi" w:cstheme="majorBidi"/>
+      <w:rFonts/>
       <w:b/>
       <w:bCs/>
       <w:color w:val="365F91" w:themeColor="accent1" w:themeShade="BF"/>
@@ -1255,7 +1072,7 @@
     <w:uiPriority w:val="9"/>
     <w:rsid w:val="00FC693F"/>
     <w:rPr>
-      <w:rFonts w:asciiTheme="majorHAnsi" w:eastAsiaTheme="majorEastAsia" w:hAnsiTheme="majorHAnsi" w:cstheme="majorBidi"/>
+      <w:rFonts/>
       <w:b/>
       <w:bCs/>
       <w:color w:val="4F81BD" w:themeColor="accent1"/>
@@ -1270,7 +1087,7 @@
     <w:uiPriority w:val="9"/>
     <w:rsid w:val="00FC693F"/>
     <w:rPr>
-      <w:rFonts w:asciiTheme="majorHAnsi" w:eastAsiaTheme="majorEastAsia" w:hAnsiTheme="majorHAnsi" w:cstheme="majorBidi"/>
+      <w:rFonts/>
       <w:b/>
       <w:bCs/>
       <w:color w:val="4F81BD" w:themeColor="accent1"/>
@@ -1285,19 +1102,17 @@
     <w:qFormat/>
     <w:rsid w:val="00FC693F"/>
     <w:pPr>
-      <w:pBdr>
-        <w:bottom w:val="single" w:sz="8" w:space="4" w:color="4F81BD" w:themeColor="accent1"/>
-      </w:pBdr>
-      <w:spacing w:after="300" w:line="240" w:lineRule="auto"/>
+      <w:spacing w:after="120" w:line="259" w:lineRule="auto"/>
       <w:contextualSpacing/>
     </w:pPr>
     <w:rPr>
-      <w:rFonts w:asciiTheme="majorHAnsi" w:eastAsiaTheme="majorEastAsia" w:hAnsiTheme="majorHAnsi" w:cstheme="majorBidi"/>
-      <w:color w:val="17365D" w:themeColor="text2" w:themeShade="BF"/>
+      <w:rFonts w:ascii="Times New Roman" w:hAnsi="Times New Roman"/>
+      <w:color w:val="000000"/>
       <w:spacing w:val="5"/>
       <w:kern w:val="28"/>
-      <w:sz w:val="52"/>
+      <w:sz w:val="40"/>
       <w:szCs w:val="52"/>
+      <w:lang w:val="az-Latn-AZ"/>
     </w:rPr>
   </w:style>
   <w:style w:type="character" w:customStyle="1" w:styleId="TitleChar">
@@ -1307,7 +1122,7 @@
     <w:uiPriority w:val="10"/>
     <w:rsid w:val="00FC693F"/>
     <w:rPr>
-      <w:rFonts w:asciiTheme="majorHAnsi" w:eastAsiaTheme="majorEastAsia" w:hAnsiTheme="majorHAnsi" w:cstheme="majorBidi"/>
+      <w:rFonts/>
       <w:color w:val="17365D" w:themeColor="text2" w:themeShade="BF"/>
       <w:spacing w:val="5"/>
       <w:kern w:val="28"/>
@@ -1329,7 +1144,7 @@
       </w:numPr>
     </w:pPr>
     <w:rPr>
-      <w:rFonts w:asciiTheme="majorHAnsi" w:eastAsiaTheme="majorEastAsia" w:hAnsiTheme="majorHAnsi" w:cstheme="majorBidi"/>
+      <w:rFonts/>
       <w:i/>
       <w:iCs/>
       <w:color w:val="4F81BD" w:themeColor="accent1"/>
@@ -1345,7 +1160,7 @@
     <w:uiPriority w:val="11"/>
     <w:rsid w:val="00FC693F"/>
     <w:rPr>
-      <w:rFonts w:asciiTheme="majorHAnsi" w:eastAsiaTheme="majorEastAsia" w:hAnsiTheme="majorHAnsi" w:cstheme="majorBidi"/>
+      <w:rFonts/>
       <w:i/>
       <w:iCs/>
       <w:color w:val="4F81BD" w:themeColor="accent1"/>
@@ -1470,8 +1285,15 @@
       <w:numPr>
         <w:numId w:val="1"/>
       </w:numPr>
+      <w:spacing w:after="120" w:line="259" w:lineRule="auto"/>
       <w:contextualSpacing/>
     </w:pPr>
+    <w:rPr>
+      <w:rFonts w:ascii="Times New Roman" w:hAnsi="Times New Roman"/>
+      <w:color w:val="000000"/>
+      <w:sz w:val="24"/>
+      <w:lang w:val="az-Latn-AZ"/>
+    </w:rPr>
   </w:style>
   <w:style w:type="paragraph" w:styleId="ListBullet2">
     <w:name w:val="List Bullet 2"/>
@@ -1643,7 +1465,7 @@
     <w:semiHidden/>
     <w:rsid w:val="00FC693F"/>
     <w:rPr>
-      <w:rFonts w:asciiTheme="majorHAnsi" w:eastAsiaTheme="majorEastAsia" w:hAnsiTheme="majorHAnsi" w:cstheme="majorBidi"/>
+      <w:rFonts/>
       <w:b/>
       <w:bCs/>
       <w:i/>
@@ -1659,7 +1481,7 @@
     <w:semiHidden/>
     <w:rsid w:val="00FC693F"/>
     <w:rPr>
-      <w:rFonts w:asciiTheme="majorHAnsi" w:eastAsiaTheme="majorEastAsia" w:hAnsiTheme="majorHAnsi" w:cstheme="majorBidi"/>
+      <w:rFonts/>
       <w:color w:val="243F60" w:themeColor="accent1" w:themeShade="7F"/>
     </w:rPr>
   </w:style>
@@ -1671,7 +1493,7 @@
     <w:semiHidden/>
     <w:rsid w:val="00FC693F"/>
     <w:rPr>
-      <w:rFonts w:asciiTheme="majorHAnsi" w:eastAsiaTheme="majorEastAsia" w:hAnsiTheme="majorHAnsi" w:cstheme="majorBidi"/>
+      <w:rFonts/>
       <w:i/>
       <w:iCs/>
       <w:color w:val="243F60" w:themeColor="accent1" w:themeShade="7F"/>
@@ -1685,7 +1507,7 @@
     <w:semiHidden/>
     <w:rsid w:val="00FC693F"/>
     <w:rPr>
-      <w:rFonts w:asciiTheme="majorHAnsi" w:eastAsiaTheme="majorEastAsia" w:hAnsiTheme="majorHAnsi" w:cstheme="majorBidi"/>
+      <w:rFonts/>
       <w:i/>
       <w:iCs/>
       <w:color w:val="404040" w:themeColor="text1" w:themeTint="BF"/>
@@ -1699,7 +1521,7 @@
     <w:semiHidden/>
     <w:rsid w:val="00FC693F"/>
     <w:rPr>
-      <w:rFonts w:asciiTheme="majorHAnsi" w:eastAsiaTheme="majorEastAsia" w:hAnsiTheme="majorHAnsi" w:cstheme="majorBidi"/>
+      <w:rFonts/>
       <w:color w:val="4F81BD" w:themeColor="accent1"/>
       <w:sz w:val="20"/>
       <w:szCs w:val="20"/>
@@ -1713,7 +1535,7 @@
     <w:semiHidden/>
     <w:rsid w:val="00FC693F"/>
     <w:rPr>
-      <w:rFonts w:asciiTheme="majorHAnsi" w:eastAsiaTheme="majorEastAsia" w:hAnsiTheme="majorHAnsi" w:cstheme="majorBidi"/>
+      <w:rFonts/>
       <w:i/>
       <w:iCs/>
       <w:color w:val="404040" w:themeColor="text1" w:themeTint="BF"/>
@@ -1772,9 +1594,6 @@
     <w:qFormat/>
     <w:rsid w:val="00FC693F"/>
     <w:pPr>
-      <w:pBdr>
-        <w:bottom w:val="single" w:sz="4" w:space="4" w:color="4F81BD" w:themeColor="accent1"/>
-      </w:pBdr>
       <w:spacing w:before="200" w:after="280"/>
       <w:ind w:left="936" w:right="936"/>
     </w:pPr>
@@ -3302,7 +3121,7 @@
         <w:spacing w:before="0" w:after="0" w:line="240" w:lineRule="auto"/>
       </w:pPr>
       <w:rPr>
-        <w:rFonts w:asciiTheme="majorHAnsi" w:eastAsiaTheme="majorEastAsia" w:hAnsiTheme="majorHAnsi" w:cstheme="majorBidi"/>
+        <w:rFonts/>
         <w:b/>
         <w:bCs/>
       </w:rPr>
@@ -3323,7 +3142,7 @@
         <w:spacing w:before="0" w:after="0" w:line="240" w:lineRule="auto"/>
       </w:pPr>
       <w:rPr>
-        <w:rFonts w:asciiTheme="majorHAnsi" w:eastAsiaTheme="majorEastAsia" w:hAnsiTheme="majorHAnsi" w:cstheme="majorBidi"/>
+        <w:rFonts/>
         <w:b/>
         <w:bCs/>
       </w:rPr>
@@ -3341,14 +3160,14 @@
     </w:tblStylePr>
     <w:tblStylePr w:type="firstCol">
       <w:rPr>
-        <w:rFonts w:asciiTheme="majorHAnsi" w:eastAsiaTheme="majorEastAsia" w:hAnsiTheme="majorHAnsi" w:cstheme="majorBidi"/>
+        <w:rFonts/>
         <w:b/>
         <w:bCs/>
       </w:rPr>
     </w:tblStylePr>
     <w:tblStylePr w:type="lastCol">
       <w:rPr>
-        <w:rFonts w:asciiTheme="majorHAnsi" w:eastAsiaTheme="majorEastAsia" w:hAnsiTheme="majorHAnsi" w:cstheme="majorBidi"/>
+        <w:rFonts/>
         <w:b/>
         <w:bCs/>
       </w:rPr>
@@ -3432,7 +3251,7 @@
         <w:spacing w:before="0" w:after="0" w:line="240" w:lineRule="auto"/>
       </w:pPr>
       <w:rPr>
-        <w:rFonts w:asciiTheme="majorHAnsi" w:eastAsiaTheme="majorEastAsia" w:hAnsiTheme="majorHAnsi" w:cstheme="majorBidi"/>
+        <w:rFonts/>
         <w:b/>
         <w:bCs/>
       </w:rPr>
@@ -3453,7 +3272,7 @@
         <w:spacing w:before="0" w:after="0" w:line="240" w:lineRule="auto"/>
       </w:pPr>
       <w:rPr>
-        <w:rFonts w:asciiTheme="majorHAnsi" w:eastAsiaTheme="majorEastAsia" w:hAnsiTheme="majorHAnsi" w:cstheme="majorBidi"/>
+        <w:rFonts/>
         <w:b/>
         <w:bCs/>
       </w:rPr>
@@ -3471,14 +3290,14 @@
     </w:tblStylePr>
     <w:tblStylePr w:type="firstCol">
       <w:rPr>
-        <w:rFonts w:asciiTheme="majorHAnsi" w:eastAsiaTheme="majorEastAsia" w:hAnsiTheme="majorHAnsi" w:cstheme="majorBidi"/>
+        <w:rFonts/>
         <w:b/>
         <w:bCs/>
       </w:rPr>
     </w:tblStylePr>
     <w:tblStylePr w:type="lastCol">
       <w:rPr>
-        <w:rFonts w:asciiTheme="majorHAnsi" w:eastAsiaTheme="majorEastAsia" w:hAnsiTheme="majorHAnsi" w:cstheme="majorBidi"/>
+        <w:rFonts/>
         <w:b/>
         <w:bCs/>
       </w:rPr>
@@ -3562,7 +3381,7 @@
         <w:spacing w:before="0" w:after="0" w:line="240" w:lineRule="auto"/>
       </w:pPr>
       <w:rPr>
-        <w:rFonts w:asciiTheme="majorHAnsi" w:eastAsiaTheme="majorEastAsia" w:hAnsiTheme="majorHAnsi" w:cstheme="majorBidi"/>
+        <w:rFonts/>
         <w:b/>
         <w:bCs/>
       </w:rPr>
@@ -3583,7 +3402,7 @@
         <w:spacing w:before="0" w:after="0" w:line="240" w:lineRule="auto"/>
       </w:pPr>
       <w:rPr>
-        <w:rFonts w:asciiTheme="majorHAnsi" w:eastAsiaTheme="majorEastAsia" w:hAnsiTheme="majorHAnsi" w:cstheme="majorBidi"/>
+        <w:rFonts/>
         <w:b/>
         <w:bCs/>
       </w:rPr>
@@ -3601,14 +3420,14 @@
     </w:tblStylePr>
     <w:tblStylePr w:type="firstCol">
       <w:rPr>
-        <w:rFonts w:asciiTheme="majorHAnsi" w:eastAsiaTheme="majorEastAsia" w:hAnsiTheme="majorHAnsi" w:cstheme="majorBidi"/>
+        <w:rFonts/>
         <w:b/>
         <w:bCs/>
       </w:rPr>
     </w:tblStylePr>
     <w:tblStylePr w:type="lastCol">
       <w:rPr>
-        <w:rFonts w:asciiTheme="majorHAnsi" w:eastAsiaTheme="majorEastAsia" w:hAnsiTheme="majorHAnsi" w:cstheme="majorBidi"/>
+        <w:rFonts/>
         <w:b/>
         <w:bCs/>
       </w:rPr>
@@ -3692,7 +3511,7 @@
         <w:spacing w:before="0" w:after="0" w:line="240" w:lineRule="auto"/>
       </w:pPr>
       <w:rPr>
-        <w:rFonts w:asciiTheme="majorHAnsi" w:eastAsiaTheme="majorEastAsia" w:hAnsiTheme="majorHAnsi" w:cstheme="majorBidi"/>
+        <w:rFonts/>
         <w:b/>
         <w:bCs/>
       </w:rPr>
@@ -3713,7 +3532,7 @@
         <w:spacing w:before="0" w:after="0" w:line="240" w:lineRule="auto"/>
       </w:pPr>
       <w:rPr>
-        <w:rFonts w:asciiTheme="majorHAnsi" w:eastAsiaTheme="majorEastAsia" w:hAnsiTheme="majorHAnsi" w:cstheme="majorBidi"/>
+        <w:rFonts/>
         <w:b/>
         <w:bCs/>
       </w:rPr>
@@ -3731,14 +3550,14 @@
     </w:tblStylePr>
     <w:tblStylePr w:type="firstCol">
       <w:rPr>
-        <w:rFonts w:asciiTheme="majorHAnsi" w:eastAsiaTheme="majorEastAsia" w:hAnsiTheme="majorHAnsi" w:cstheme="majorBidi"/>
+        <w:rFonts/>
         <w:b/>
         <w:bCs/>
       </w:rPr>
     </w:tblStylePr>
     <w:tblStylePr w:type="lastCol">
       <w:rPr>
-        <w:rFonts w:asciiTheme="majorHAnsi" w:eastAsiaTheme="majorEastAsia" w:hAnsiTheme="majorHAnsi" w:cstheme="majorBidi"/>
+        <w:rFonts/>
         <w:b/>
         <w:bCs/>
       </w:rPr>
@@ -3822,7 +3641,7 @@
         <w:spacing w:before="0" w:after="0" w:line="240" w:lineRule="auto"/>
       </w:pPr>
       <w:rPr>
-        <w:rFonts w:asciiTheme="majorHAnsi" w:eastAsiaTheme="majorEastAsia" w:hAnsiTheme="majorHAnsi" w:cstheme="majorBidi"/>
+        <w:rFonts/>
         <w:b/>
         <w:bCs/>
       </w:rPr>
@@ -3843,7 +3662,7 @@
         <w:spacing w:before="0" w:after="0" w:line="240" w:lineRule="auto"/>
       </w:pPr>
       <w:rPr>
-        <w:rFonts w:asciiTheme="majorHAnsi" w:eastAsiaTheme="majorEastAsia" w:hAnsiTheme="majorHAnsi" w:cstheme="majorBidi"/>
+        <w:rFonts/>
         <w:b/>
         <w:bCs/>
       </w:rPr>
@@ -3861,14 +3680,14 @@
     </w:tblStylePr>
     <w:tblStylePr w:type="firstCol">
       <w:rPr>
-        <w:rFonts w:asciiTheme="majorHAnsi" w:eastAsiaTheme="majorEastAsia" w:hAnsiTheme="majorHAnsi" w:cstheme="majorBidi"/>
+        <w:rFonts/>
         <w:b/>
         <w:bCs/>
       </w:rPr>
     </w:tblStylePr>
     <w:tblStylePr w:type="lastCol">
       <w:rPr>
-        <w:rFonts w:asciiTheme="majorHAnsi" w:eastAsiaTheme="majorEastAsia" w:hAnsiTheme="majorHAnsi" w:cstheme="majorBidi"/>
+        <w:rFonts/>
         <w:b/>
         <w:bCs/>
       </w:rPr>
@@ -3952,7 +3771,7 @@
         <w:spacing w:before="0" w:after="0" w:line="240" w:lineRule="auto"/>
       </w:pPr>
       <w:rPr>
-        <w:rFonts w:asciiTheme="majorHAnsi" w:eastAsiaTheme="majorEastAsia" w:hAnsiTheme="majorHAnsi" w:cstheme="majorBidi"/>
+        <w:rFonts/>
         <w:b/>
         <w:bCs/>
       </w:rPr>
@@ -3973,7 +3792,7 @@
         <w:spacing w:before="0" w:after="0" w:line="240" w:lineRule="auto"/>
       </w:pPr>
       <w:rPr>
-        <w:rFonts w:asciiTheme="majorHAnsi" w:eastAsiaTheme="majorEastAsia" w:hAnsiTheme="majorHAnsi" w:cstheme="majorBidi"/>
+        <w:rFonts/>
         <w:b/>
         <w:bCs/>
       </w:rPr>
@@ -3991,14 +3810,14 @@
     </w:tblStylePr>
     <w:tblStylePr w:type="firstCol">
       <w:rPr>
-        <w:rFonts w:asciiTheme="majorHAnsi" w:eastAsiaTheme="majorEastAsia" w:hAnsiTheme="majorHAnsi" w:cstheme="majorBidi"/>
+        <w:rFonts/>
         <w:b/>
         <w:bCs/>
       </w:rPr>
     </w:tblStylePr>
     <w:tblStylePr w:type="lastCol">
       <w:rPr>
-        <w:rFonts w:asciiTheme="majorHAnsi" w:eastAsiaTheme="majorEastAsia" w:hAnsiTheme="majorHAnsi" w:cstheme="majorBidi"/>
+        <w:rFonts/>
         <w:b/>
         <w:bCs/>
       </w:rPr>
@@ -4082,7 +3901,7 @@
         <w:spacing w:before="0" w:after="0" w:line="240" w:lineRule="auto"/>
       </w:pPr>
       <w:rPr>
-        <w:rFonts w:asciiTheme="majorHAnsi" w:eastAsiaTheme="majorEastAsia" w:hAnsiTheme="majorHAnsi" w:cstheme="majorBidi"/>
+        <w:rFonts/>
         <w:b/>
         <w:bCs/>
       </w:rPr>
@@ -4103,7 +3922,7 @@
         <w:spacing w:before="0" w:after="0" w:line="240" w:lineRule="auto"/>
       </w:pPr>
       <w:rPr>
-        <w:rFonts w:asciiTheme="majorHAnsi" w:eastAsiaTheme="majorEastAsia" w:hAnsiTheme="majorHAnsi" w:cstheme="majorBidi"/>
+        <w:rFonts/>
         <w:b/>
         <w:bCs/>
       </w:rPr>
@@ -4121,14 +3940,14 @@
     </w:tblStylePr>
     <w:tblStylePr w:type="firstCol">
       <w:rPr>
-        <w:rFonts w:asciiTheme="majorHAnsi" w:eastAsiaTheme="majorEastAsia" w:hAnsiTheme="majorHAnsi" w:cstheme="majorBidi"/>
+        <w:rFonts/>
         <w:b/>
         <w:bCs/>
       </w:rPr>
     </w:tblStylePr>
     <w:tblStylePr w:type="lastCol">
       <w:rPr>
-        <w:rFonts w:asciiTheme="majorHAnsi" w:eastAsiaTheme="majorEastAsia" w:hAnsiTheme="majorHAnsi" w:cstheme="majorBidi"/>
+        <w:rFonts/>
         <w:b/>
         <w:bCs/>
       </w:rPr>
@@ -5993,7 +5812,7 @@
     </w:tblPr>
     <w:tblStylePr w:type="firstRow">
       <w:rPr>
-        <w:rFonts w:asciiTheme="majorHAnsi" w:eastAsiaTheme="majorEastAsia" w:hAnsiTheme="majorHAnsi" w:cstheme="majorBidi"/>
+        <w:rFonts/>
       </w:rPr>
       <w:tblPr/>
       <w:tcPr>
@@ -6077,7 +5896,7 @@
     </w:tblPr>
     <w:tblStylePr w:type="firstRow">
       <w:rPr>
-        <w:rFonts w:asciiTheme="majorHAnsi" w:eastAsiaTheme="majorEastAsia" w:hAnsiTheme="majorHAnsi" w:cstheme="majorBidi"/>
+        <w:rFonts/>
       </w:rPr>
       <w:tblPr/>
       <w:tcPr>
@@ -6161,7 +5980,7 @@
     </w:tblPr>
     <w:tblStylePr w:type="firstRow">
       <w:rPr>
-        <w:rFonts w:asciiTheme="majorHAnsi" w:eastAsiaTheme="majorEastAsia" w:hAnsiTheme="majorHAnsi" w:cstheme="majorBidi"/>
+        <w:rFonts/>
       </w:rPr>
       <w:tblPr/>
       <w:tcPr>
@@ -6245,7 +6064,7 @@
     </w:tblPr>
     <w:tblStylePr w:type="firstRow">
       <w:rPr>
-        <w:rFonts w:asciiTheme="majorHAnsi" w:eastAsiaTheme="majorEastAsia" w:hAnsiTheme="majorHAnsi" w:cstheme="majorBidi"/>
+        <w:rFonts/>
       </w:rPr>
       <w:tblPr/>
       <w:tcPr>
@@ -6329,7 +6148,7 @@
     </w:tblPr>
     <w:tblStylePr w:type="firstRow">
       <w:rPr>
-        <w:rFonts w:asciiTheme="majorHAnsi" w:eastAsiaTheme="majorEastAsia" w:hAnsiTheme="majorHAnsi" w:cstheme="majorBidi"/>
+        <w:rFonts/>
       </w:rPr>
       <w:tblPr/>
       <w:tcPr>
@@ -6413,7 +6232,7 @@
     </w:tblPr>
     <w:tblStylePr w:type="firstRow">
       <w:rPr>
-        <w:rFonts w:asciiTheme="majorHAnsi" w:eastAsiaTheme="majorEastAsia" w:hAnsiTheme="majorHAnsi" w:cstheme="majorBidi"/>
+        <w:rFonts/>
       </w:rPr>
       <w:tblPr/>
       <w:tcPr>
@@ -6497,7 +6316,7 @@
     </w:tblPr>
     <w:tblStylePr w:type="firstRow">
       <w:rPr>
-        <w:rFonts w:asciiTheme="majorHAnsi" w:eastAsiaTheme="majorEastAsia" w:hAnsiTheme="majorHAnsi" w:cstheme="majorBidi"/>
+        <w:rFonts/>
       </w:rPr>
       <w:tblPr/>
       <w:tcPr>
@@ -6562,7 +6381,7 @@
       <w:spacing w:after="0" w:line="240" w:lineRule="auto"/>
     </w:pPr>
     <w:rPr>
-      <w:rFonts w:asciiTheme="majorHAnsi" w:eastAsiaTheme="majorEastAsia" w:hAnsiTheme="majorHAnsi" w:cstheme="majorBidi"/>
+      <w:rFonts/>
       <w:color w:val="000000" w:themeColor="text1"/>
     </w:rPr>
     <w:tblPr>
@@ -6690,7 +6509,7 @@
       <w:spacing w:after="0" w:line="240" w:lineRule="auto"/>
     </w:pPr>
     <w:rPr>
-      <w:rFonts w:asciiTheme="majorHAnsi" w:eastAsiaTheme="majorEastAsia" w:hAnsiTheme="majorHAnsi" w:cstheme="majorBidi"/>
+      <w:rFonts/>
       <w:color w:val="000000" w:themeColor="text1"/>
     </w:rPr>
     <w:tblPr>
@@ -6818,7 +6637,7 @@
       <w:spacing w:after="0" w:line="240" w:lineRule="auto"/>
     </w:pPr>
     <w:rPr>
-      <w:rFonts w:asciiTheme="majorHAnsi" w:eastAsiaTheme="majorEastAsia" w:hAnsiTheme="majorHAnsi" w:cstheme="majorBidi"/>
+      <w:rFonts/>
       <w:color w:val="000000" w:themeColor="text1"/>
     </w:rPr>
     <w:tblPr>
@@ -6946,7 +6765,7 @@
       <w:spacing w:after="0" w:line="240" w:lineRule="auto"/>
     </w:pPr>
     <w:rPr>
-      <w:rFonts w:asciiTheme="majorHAnsi" w:eastAsiaTheme="majorEastAsia" w:hAnsiTheme="majorHAnsi" w:cstheme="majorBidi"/>
+      <w:rFonts/>
       <w:color w:val="000000" w:themeColor="text1"/>
     </w:rPr>
     <w:tblPr>
@@ -7074,7 +6893,7 @@
       <w:spacing w:after="0" w:line="240" w:lineRule="auto"/>
     </w:pPr>
     <w:rPr>
-      <w:rFonts w:asciiTheme="majorHAnsi" w:eastAsiaTheme="majorEastAsia" w:hAnsiTheme="majorHAnsi" w:cstheme="majorBidi"/>
+      <w:rFonts/>
       <w:color w:val="000000" w:themeColor="text1"/>
     </w:rPr>
     <w:tblPr>
@@ -7202,7 +7021,7 @@
       <w:spacing w:after="0" w:line="240" w:lineRule="auto"/>
     </w:pPr>
     <w:rPr>
-      <w:rFonts w:asciiTheme="majorHAnsi" w:eastAsiaTheme="majorEastAsia" w:hAnsiTheme="majorHAnsi" w:cstheme="majorBidi"/>
+      <w:rFonts/>
       <w:color w:val="000000" w:themeColor="text1"/>
     </w:rPr>
     <w:tblPr>
@@ -7330,7 +7149,7 @@
       <w:spacing w:after="0" w:line="240" w:lineRule="auto"/>
     </w:pPr>
     <w:rPr>
-      <w:rFonts w:asciiTheme="majorHAnsi" w:eastAsiaTheme="majorEastAsia" w:hAnsiTheme="majorHAnsi" w:cstheme="majorBidi"/>
+      <w:rFonts/>
       <w:color w:val="000000" w:themeColor="text1"/>
     </w:rPr>
     <w:tblPr>
@@ -7969,7 +7788,7 @@
       <w:spacing w:after="0" w:line="240" w:lineRule="auto"/>
     </w:pPr>
     <w:rPr>
-      <w:rFonts w:asciiTheme="majorHAnsi" w:eastAsiaTheme="majorEastAsia" w:hAnsiTheme="majorHAnsi" w:cstheme="majorBidi"/>
+      <w:rFonts/>
       <w:color w:val="000000" w:themeColor="text1"/>
     </w:rPr>
     <w:tblPr>
@@ -8094,7 +7913,7 @@
       <w:spacing w:after="0" w:line="240" w:lineRule="auto"/>
     </w:pPr>
     <w:rPr>
-      <w:rFonts w:asciiTheme="majorHAnsi" w:eastAsiaTheme="majorEastAsia" w:hAnsiTheme="majorHAnsi" w:cstheme="majorBidi"/>
+      <w:rFonts/>
       <w:color w:val="000000" w:themeColor="text1"/>
     </w:rPr>
     <w:tblPr>
@@ -8219,7 +8038,7 @@
       <w:spacing w:after="0" w:line="240" w:lineRule="auto"/>
     </w:pPr>
     <w:rPr>
-      <w:rFonts w:asciiTheme="majorHAnsi" w:eastAsiaTheme="majorEastAsia" w:hAnsiTheme="majorHAnsi" w:cstheme="majorBidi"/>
+      <w:rFonts/>
       <w:color w:val="000000" w:themeColor="text1"/>
     </w:rPr>
     <w:tblPr>
@@ -8344,7 +8163,7 @@
       <w:spacing w:after="0" w:line="240" w:lineRule="auto"/>
     </w:pPr>
     <w:rPr>
-      <w:rFonts w:asciiTheme="majorHAnsi" w:eastAsiaTheme="majorEastAsia" w:hAnsiTheme="majorHAnsi" w:cstheme="majorBidi"/>
+      <w:rFonts/>
       <w:color w:val="000000" w:themeColor="text1"/>
     </w:rPr>
     <w:tblPr>
@@ -8469,7 +8288,7 @@
       <w:spacing w:after="0" w:line="240" w:lineRule="auto"/>
     </w:pPr>
     <w:rPr>
-      <w:rFonts w:asciiTheme="majorHAnsi" w:eastAsiaTheme="majorEastAsia" w:hAnsiTheme="majorHAnsi" w:cstheme="majorBidi"/>
+      <w:rFonts/>
       <w:color w:val="000000" w:themeColor="text1"/>
     </w:rPr>
     <w:tblPr>
@@ -8594,7 +8413,7 @@
       <w:spacing w:after="0" w:line="240" w:lineRule="auto"/>
     </w:pPr>
     <w:rPr>
-      <w:rFonts w:asciiTheme="majorHAnsi" w:eastAsiaTheme="majorEastAsia" w:hAnsiTheme="majorHAnsi" w:cstheme="majorBidi"/>
+      <w:rFonts/>
       <w:color w:val="000000" w:themeColor="text1"/>
     </w:rPr>
     <w:tblPr>
@@ -8719,7 +8538,7 @@
       <w:spacing w:after="0" w:line="240" w:lineRule="auto"/>
     </w:pPr>
     <w:rPr>
-      <w:rFonts w:asciiTheme="majorHAnsi" w:eastAsiaTheme="majorEastAsia" w:hAnsiTheme="majorHAnsi" w:cstheme="majorBidi"/>
+      <w:rFonts/>
       <w:color w:val="000000" w:themeColor="text1"/>
     </w:rPr>
     <w:tblPr>

--- a/az/discovery-articles/4.12 Sabun və gigiyena.docx
+++ b/az/discovery-articles/4.12 Sabun və gigiyena.docx
@@ -120,7 +120,7 @@
         <w:widowControl/>
       </w:pPr>
       <w:r>
-        <w:t>Kim kəşf edib və ya yaradıb</w:t>
+        <w:t xml:space="preserve">Kim yaradıb</w:t>
       </w:r>
     </w:p>
     <w:p>
@@ -217,7 +217,7 @@
         <w:rPr>
           <w:sz w:val="20"/>
         </w:rPr>
-        <w:t>A Kitablar və əsas elmi əsərlər</w:t>
+        <w:t>Kitablar və əsas elmi əsərlər</w:t>
       </w:r>
     </w:p>
     <w:p>
@@ -240,7 +240,7 @@
         <w:rPr>
           <w:sz w:val="20"/>
         </w:rPr>
-        <w:t>C Qurumların materialları və ensiklopedik mənbələr</w:t>
+        <w:t>Qurumların materialları və ensiklopedik mənbələr</w:t>
       </w:r>
     </w:p>
     <w:p>
@@ -300,7 +300,7 @@
         <w:rPr>
           <w:sz w:val="20"/>
         </w:rPr>
-        <w:t>G Kosmik agentliklər laboratoriyalar və elmi təşkilatlar</w:t>
+        <w:t>Kosmik agentliklər laboratoriyalar və elmi təşkilatlar</w:t>
       </w:r>
     </w:p>
     <w:p>
@@ -336,7 +336,7 @@
         <w:rPr>
           <w:sz w:val="20"/>
         </w:rPr>
-        <w:t>D Muzey arxiv və kitabxana materialları</w:t>
+        <w:t>Muzey arxiv və kitabxana materialları</w:t>
       </w:r>
     </w:p>
     <w:p>
